--- a/docs/cxh个人博客系统-软件说明书.docx
+++ b/docs/cxh个人博客系统-软件说明书.docx
@@ -258,7 +258,7 @@
                 <w:rFonts w:ascii="Times New Roman" w:hAnsi="Times New Roman" w:eastAsia="宋体"/>
                 <w:sz w:val="18"/>
               </w:rPr>
-              <w:t>2026-10-15</w:t>
+              <w:t>2026-10-20</w:t>
             </w:r>
           </w:p>
         </w:tc>
@@ -9823,6 +9823,216 @@
                 <w:sz w:val="18"/>
               </w:rPr>
               <w:t>tar xzf uploads.tar.gz -C &lt;项目目录&gt;</w:t>
+            </w:r>
+          </w:p>
+        </w:tc>
+      </w:tr>
+    </w:tbl>
+    <w:p/>
+    <w:p>
+      <w:pPr>
+        <w:pStyle w:val="Heading2"/>
+      </w:pPr>
+      <w:r>
+        <w:t>6.6 旧站内容迁移</w:t>
+      </w:r>
+    </w:p>
+    <w:p>
+      <w:r>
+        <w:t>从旧静态站切换到本系统时，历史文章可以批量导入。本项目把旧站内容提取成了带 front matter 的 Markdown（content/legacy/），并用脚本调用后台接口逐篇发布，既不依赖后台手工逐条粘贴，也不引入额外的导入格式。</w:t>
+      </w:r>
+    </w:p>
+    <w:p>
+      <w:pPr>
+        <w:spacing w:after="160"/>
+        <w:ind w:left="340"/>
+      </w:pPr>
+      <w:r>
+        <w:rPr>
+          <w:rFonts w:ascii="Consolas" w:hAnsi="Consolas" w:eastAsia="Consolas"/>
+          <w:sz w:val="18"/>
+        </w:rPr>
+        <w:t># 在服务器上（应用已启动）</w:t>
+        <w:br/>
+        <w:t>cd /opt/cxh-blog</w:t>
+        <w:br/>
+        <w:t>PASS='后台口令' scripts/import-posts.sh</w:t>
+        <w:br/>
+        <w:br/>
+        <w:t># 也可指定地址与目录</w:t>
+        <w:br/>
+        <w:t>BASE=http://127.0.0.1:8080 USER=admin PASS=xxx DIR=content/legacy scripts/import-posts.sh</w:t>
+      </w:r>
+    </w:p>
+    <w:tbl>
+      <w:tblPr>
+        <w:tblStyle w:val="TableGrid"/>
+        <w:tblW w:type="auto" w:w="0"/>
+        <w:jc w:val="center"/>
+        <w:tblLook w:firstColumn="1" w:firstRow="1" w:lastColumn="0" w:lastRow="0" w:noHBand="0" w:noVBand="1" w:val="04A0"/>
+      </w:tblPr>
+      <w:tblGrid>
+        <w:gridCol w:w="4646"/>
+        <w:gridCol w:w="4646"/>
+      </w:tblGrid>
+      <w:tr>
+        <w:tc>
+          <w:tcPr>
+            <w:tcW w:type="dxa" w:w="1474"/>
+          </w:tcPr>
+          <w:p>
+            <w:r/>
+            <w:r>
+              <w:rPr>
+                <w:rFonts w:ascii="Arial" w:hAnsi="Arial" w:eastAsia="黑体"/>
+                <w:b/>
+                <w:sz w:val="19"/>
+              </w:rPr>
+              <w:t>要点</w:t>
+            </w:r>
+          </w:p>
+        </w:tc>
+        <w:tc>
+          <w:tcPr>
+            <w:tcW w:type="dxa" w:w="7030"/>
+          </w:tcPr>
+          <w:p>
+            <w:r/>
+            <w:r>
+              <w:rPr>
+                <w:rFonts w:ascii="Arial" w:hAnsi="Arial" w:eastAsia="黑体"/>
+                <w:b/>
+                <w:sz w:val="19"/>
+              </w:rPr>
+              <w:t>说明</w:t>
+            </w:r>
+          </w:p>
+        </w:tc>
+      </w:tr>
+      <w:tr>
+        <w:tc>
+          <w:tcPr>
+            <w:tcW w:type="dxa" w:w="1474"/>
+          </w:tcPr>
+          <w:p>
+            <w:r/>
+            <w:r>
+              <w:rPr>
+                <w:rFonts w:ascii="Times New Roman" w:hAnsi="Times New Roman" w:eastAsia="宋体"/>
+                <w:sz w:val="18"/>
+              </w:rPr>
+              <w:t>文件格式</w:t>
+            </w:r>
+          </w:p>
+        </w:tc>
+        <w:tc>
+          <w:tcPr>
+            <w:tcW w:type="dxa" w:w="7030"/>
+          </w:tcPr>
+          <w:p>
+            <w:r/>
+            <w:r>
+              <w:rPr>
+                <w:rFonts w:ascii="Times New Roman" w:hAnsi="Times New Roman" w:eastAsia="宋体"/>
+                <w:sz w:val="18"/>
+              </w:rPr>
+              <w:t>--- 包裹的 title / tags / summary + 正文 Markdown</w:t>
+            </w:r>
+          </w:p>
+        </w:tc>
+      </w:tr>
+      <w:tr>
+        <w:tc>
+          <w:tcPr>
+            <w:tcW w:type="dxa" w:w="1474"/>
+          </w:tcPr>
+          <w:p>
+            <w:r/>
+            <w:r>
+              <w:rPr>
+                <w:rFonts w:ascii="Times New Roman" w:hAnsi="Times New Roman" w:eastAsia="宋体"/>
+                <w:sz w:val="18"/>
+              </w:rPr>
+              <w:t>重复执行</w:t>
+            </w:r>
+          </w:p>
+        </w:tc>
+        <w:tc>
+          <w:tcPr>
+            <w:tcW w:type="dxa" w:w="7030"/>
+          </w:tcPr>
+          <w:p>
+            <w:r/>
+            <w:r>
+              <w:rPr>
+                <w:rFonts w:ascii="Times New Roman" w:hAnsi="Times New Roman" w:eastAsia="宋体"/>
+                <w:sz w:val="18"/>
+              </w:rPr>
+              <w:t>按标题判重，已存在的文章自动跳过</w:t>
+            </w:r>
+          </w:p>
+        </w:tc>
+      </w:tr>
+      <w:tr>
+        <w:tc>
+          <w:tcPr>
+            <w:tcW w:type="dxa" w:w="1474"/>
+          </w:tcPr>
+          <w:p>
+            <w:r/>
+            <w:r>
+              <w:rPr>
+                <w:rFonts w:ascii="Times New Roman" w:hAnsi="Times New Roman" w:eastAsia="宋体"/>
+                <w:sz w:val="18"/>
+              </w:rPr>
+              <w:t>图片</w:t>
+            </w:r>
+          </w:p>
+        </w:tc>
+        <w:tc>
+          <w:tcPr>
+            <w:tcW w:type="dxa" w:w="7030"/>
+          </w:tcPr>
+          <w:p>
+            <w:r/>
+            <w:r>
+              <w:rPr>
+                <w:rFonts w:ascii="Times New Roman" w:hAnsi="Times New Roman" w:eastAsia="宋体"/>
+                <w:sz w:val="18"/>
+              </w:rPr>
+              <w:t>引用工程内已有的 /images/gallery/ 资源，无需重复上传</w:t>
+            </w:r>
+          </w:p>
+        </w:tc>
+      </w:tr>
+      <w:tr>
+        <w:tc>
+          <w:tcPr>
+            <w:tcW w:type="dxa" w:w="1474"/>
+          </w:tcPr>
+          <w:p>
+            <w:r/>
+            <w:r>
+              <w:rPr>
+                <w:rFonts w:ascii="Times New Roman" w:hAnsi="Times New Roman" w:eastAsia="宋体"/>
+                <w:sz w:val="18"/>
+              </w:rPr>
+              <w:t>失败可见</w:t>
+            </w:r>
+          </w:p>
+        </w:tc>
+        <w:tc>
+          <w:tcPr>
+            <w:tcW w:type="dxa" w:w="7030"/>
+          </w:tcPr>
+          <w:p>
+            <w:r/>
+            <w:r>
+              <w:rPr>
+                <w:rFonts w:ascii="Times New Roman" w:hAnsi="Times New Roman" w:eastAsia="宋体"/>
+                <w:sz w:val="18"/>
+              </w:rPr>
+              <w:t>每篇打印结果，任一失败返回非 0 退出码</w:t>
             </w:r>
           </w:p>
         </w:tc>

--- a/docs/cxh个人博客系统-软件说明书.docx
+++ b/docs/cxh个人博客系统-软件说明书.docx
@@ -226,7 +226,7 @@
                 <w:rFonts w:ascii="Times New Roman" w:hAnsi="Times New Roman" w:eastAsia="宋体"/>
                 <w:sz w:val="18"/>
               </w:rPr>
-              <w:t>62 个 Java 源文件 + 13 个测试文件（93 个用例）、15 个页面模板、2 个数据库迁移脚本</w:t>
+              <w:t>62 个 Java 源文件 + 13 个测试文件（94 个用例）、15 个页面模板、2 个数据库迁移脚本</w:t>
             </w:r>
           </w:p>
         </w:tc>
@@ -258,7 +258,7 @@
                 <w:rFonts w:ascii="Times New Roman" w:hAnsi="Times New Roman" w:eastAsia="宋体"/>
                 <w:sz w:val="18"/>
               </w:rPr>
-              <w:t>2026-10-20</w:t>
+              <w:t>2026-10-31</w:t>
             </w:r>
           </w:p>
         </w:tc>
@@ -271,7 +271,7 @@
         <w:jc w:val="center"/>
       </w:pPr>
       <w:r>
-        <w:t>本说明书所有数据均来自项目真实构建与测试结果（93 项自动化测试、110 项验收用例、行覆盖率 90.8%），非估计值。</w:t>
+        <w:t>本说明书所有数据均来自项目真实构建与测试结果（94 项自动化测试、110 项验收用例、行覆盖率 90.8%），非估计值。</w:t>
       </w:r>
     </w:p>
     <w:p>
@@ -2599,7 +2599,7 @@
                 <w:rFonts w:ascii="Times New Roman" w:hAnsi="Times New Roman" w:eastAsia="宋体"/>
                 <w:sz w:val="18"/>
               </w:rPr>
-              <w:t>6 套预置主题一键套用（含配色与字体），保留用户排版参数</w:t>
+              <w:t>7 套预置主题一键套用（含配色与字体），保留用户排版参数</w:t>
             </w:r>
           </w:p>
         </w:tc>
@@ -5238,7 +5238,7 @@
     <w:p/>
     <w:p>
       <w:r>
-        <w:t>判据：修改一个需求时，需要同时打开的文件越少，内聚越高。例如「新增一套预置主题」只需要在 ThemePreset 增加一个枚举常量，页面、接口与测试会自动获得新主题。</w:t>
+        <w:t>判据：修改一个需求时，需要同时打开的文件越少，内聚越高。例如「新增一套预置主题」只需在 ThemePreset 增加一个枚举常量，再补一条 Flyway 迁移放宽数据库约束，页面、接口与测试会自动获得新主题。</w:t>
       </w:r>
     </w:p>
     <w:p>
@@ -6901,7 +6901,7 @@
                 <w:rFonts w:ascii="Times New Roman" w:hAnsi="Times New Roman" w:eastAsia="宋体"/>
                 <w:sz w:val="18"/>
               </w:rPr>
-              <w:t>ThemePreset 枚举（6 种）</w:t>
+              <w:t>ThemePreset 枚举（7 种）</w:t>
             </w:r>
           </w:p>
         </w:tc>
@@ -10562,7 +10562,7 @@
         <w:pStyle w:val="ListNumber"/>
       </w:pPr>
       <w:r>
-        <w:t>预置主题：6 张卡片，点一下立即套用整套配色与字体（含保存），并保留已调好的字号、宽度与圆角；</w:t>
+        <w:t>预置主题：7 张卡片，点一下立即套用整套配色与字体（含保存），并保留已调好的字号、宽度与圆角；</w:t>
       </w:r>
     </w:p>
     <w:p>
@@ -11187,7 +11187,7 @@
                 <w:rFonts w:ascii="Times New Roman" w:hAnsi="Times New Roman" w:eastAsia="宋体"/>
                 <w:sz w:val="18"/>
               </w:rPr>
-              <w:t>63 项</w:t>
+              <w:t>64 项</w:t>
             </w:r>
           </w:p>
         </w:tc>
@@ -14439,7 +14439,7 @@
         <w:pStyle w:val="ListBullet"/>
       </w:pPr>
       <w:r>
-        <w:t>正确性：93 项单元/集成测试与 110 项验收用例全部通过，行覆盖率 90.8%；</w:t>
+        <w:t>正确性：94 项单元/集成测试与 110 项验收用例全部通过，行覆盖率 90.8%；</w:t>
       </w:r>
     </w:p>
     <w:p>
@@ -14562,7 +14562,7 @@
                 <w:rFonts w:ascii="Times New Roman" w:hAnsi="Times New Roman" w:eastAsia="宋体"/>
                 <w:sz w:val="18"/>
               </w:rPr>
-              <w:t>ThemePreset 增加一个枚举常量（6 个色值 + 2 个字体），页面与接口自动获得</w:t>
+              <w:t>ThemePreset 增加一个枚举常量（6 个色值 + 2 个字体），再补一条 Flyway 迁移把新值加进 chk_theme_preset；页面与接口自动获得</w:t>
             </w:r>
           </w:p>
         </w:tc>
@@ -17229,7 +17229,7 @@
         <w:pStyle w:val="ListNumber"/>
       </w:pPr>
       <w:r>
-        <w:t>./mvnw test：93 项单元 / 集成测试 + JaCoCo 覆盖率报告（行覆盖以 ≥ 90% 为参考线）；</w:t>
+        <w:t>./mvnw test：94 项单元 / 集成测试 + JaCoCo 覆盖率报告（行覆盖以 ≥ 90% 为参考线）；</w:t>
       </w:r>
     </w:p>
     <w:p>

--- a/docs/cxh个人博客系统-软件说明书.docx
+++ b/docs/cxh个人博客系统-软件说明书.docx
@@ -226,7 +226,7 @@
                 <w:rFonts w:ascii="Times New Roman" w:hAnsi="Times New Roman" w:eastAsia="宋体"/>
                 <w:sz w:val="18"/>
               </w:rPr>
-              <w:t>62 个 Java 源文件 + 13 个测试文件（94 个用例）、15 个页面模板、2 个数据库迁移脚本</w:t>
+              <w:t>75 个 Java 源文件 + 14 个测试文件（97 个用例）、15 个页面模板、2 个数据库迁移脚本</w:t>
             </w:r>
           </w:p>
         </w:tc>
@@ -271,7 +271,7 @@
         <w:jc w:val="center"/>
       </w:pPr>
       <w:r>
-        <w:t>本说明书所有数据均来自项目真实构建与测试结果（94 项自动化测试、110 项验收用例、行覆盖率 90.8%），非估计值。</w:t>
+        <w:t>本说明书所有数据均来自项目真实构建与测试结果（97 项自动化测试、110 项验收用例、行覆盖率 90.8%），非估计值。</w:t>
       </w:r>
     </w:p>
     <w:p>
@@ -2599,7 +2599,7 @@
                 <w:rFonts w:ascii="Times New Roman" w:hAnsi="Times New Roman" w:eastAsia="宋体"/>
                 <w:sz w:val="18"/>
               </w:rPr>
-              <w:t>7 套预置主题一键套用（含配色与字体），保留用户排版参数</w:t>
+              <w:t>6 套预置主题一键套用（含配色与字体），保留用户排版参数</w:t>
             </w:r>
           </w:p>
         </w:tc>
@@ -3049,6 +3049,130 @@
                 <w:sz w:val="18"/>
               </w:rPr>
               <w:t>高</w:t>
+            </w:r>
+          </w:p>
+        </w:tc>
+      </w:tr>
+      <w:tr>
+        <w:tc>
+          <w:tcPr>
+            <w:tcW w:type="dxa" w:w="850"/>
+          </w:tcPr>
+          <w:p>
+            <w:r/>
+            <w:r>
+              <w:rPr>
+                <w:rFonts w:ascii="Times New Roman" w:hAnsi="Times New Roman" w:eastAsia="宋体"/>
+                <w:sz w:val="18"/>
+              </w:rPr>
+              <w:t>FR-25</w:t>
+            </w:r>
+          </w:p>
+        </w:tc>
+        <w:tc>
+          <w:tcPr>
+            <w:tcW w:type="dxa" w:w="1361"/>
+          </w:tcPr>
+          <w:p>
+            <w:r/>
+            <w:r>
+              <w:rPr>
+                <w:rFonts w:ascii="Times New Roman" w:hAnsi="Times New Roman" w:eastAsia="宋体"/>
+                <w:sz w:val="18"/>
+              </w:rPr>
+              <w:t>账号与登录</w:t>
+            </w:r>
+          </w:p>
+        </w:tc>
+        <w:tc>
+          <w:tcPr>
+            <w:tcW w:type="dxa" w:w="5272"/>
+          </w:tcPr>
+          <w:p>
+            <w:r/>
+            <w:r>
+              <w:rPr>
+                <w:rFonts w:ascii="Times New Roman" w:hAnsi="Times New Roman" w:eastAsia="宋体"/>
+                <w:sz w:val="18"/>
+              </w:rPr>
+              <w:t>注册需用户名/邮箱/密码/确认密码/图形验证码；支持用户名或邮箱+密码登录，也支持邮箱验证码登录</w:t>
+            </w:r>
+          </w:p>
+        </w:tc>
+        <w:tc>
+          <w:tcPr>
+            <w:tcW w:type="dxa" w:w="907"/>
+          </w:tcPr>
+          <w:p>
+            <w:r/>
+            <w:r>
+              <w:rPr>
+                <w:rFonts w:ascii="Times New Roman" w:hAnsi="Times New Roman" w:eastAsia="宋体"/>
+                <w:sz w:val="18"/>
+              </w:rPr>
+              <w:t>高</w:t>
+            </w:r>
+          </w:p>
+        </w:tc>
+      </w:tr>
+      <w:tr>
+        <w:tc>
+          <w:tcPr>
+            <w:tcW w:type="dxa" w:w="850"/>
+          </w:tcPr>
+          <w:p>
+            <w:r/>
+            <w:r>
+              <w:rPr>
+                <w:rFonts w:ascii="Times New Roman" w:hAnsi="Times New Roman" w:eastAsia="宋体"/>
+                <w:sz w:val="18"/>
+              </w:rPr>
+              <w:t>FR-26</w:t>
+            </w:r>
+          </w:p>
+        </w:tc>
+        <w:tc>
+          <w:tcPr>
+            <w:tcW w:type="dxa" w:w="1361"/>
+          </w:tcPr>
+          <w:p>
+            <w:r/>
+            <w:r>
+              <w:rPr>
+                <w:rFonts w:ascii="Times New Roman" w:hAnsi="Times New Roman" w:eastAsia="宋体"/>
+                <w:sz w:val="18"/>
+              </w:rPr>
+              <w:t>点赞</w:t>
+            </w:r>
+          </w:p>
+        </w:tc>
+        <w:tc>
+          <w:tcPr>
+            <w:tcW w:type="dxa" w:w="5272"/>
+          </w:tcPr>
+          <w:p>
+            <w:r/>
+            <w:r>
+              <w:rPr>
+                <w:rFonts w:ascii="Times New Roman" w:hAnsi="Times New Roman" w:eastAsia="宋体"/>
+                <w:sz w:val="18"/>
+              </w:rPr>
+              <w:t>登录用户可对文章点赞与取消，数据库唯一约束保证一人一赞</w:t>
+            </w:r>
+          </w:p>
+        </w:tc>
+        <w:tc>
+          <w:tcPr>
+            <w:tcW w:type="dxa" w:w="907"/>
+          </w:tcPr>
+          <w:p>
+            <w:r/>
+            <w:r>
+              <w:rPr>
+                <w:rFonts w:ascii="Times New Roman" w:hAnsi="Times New Roman" w:eastAsia="宋体"/>
+                <w:sz w:val="18"/>
+              </w:rPr>
+              <w:t>中</w:t>
             </w:r>
           </w:p>
         </w:tc>
@@ -6901,7 +7025,7 @@
                 <w:rFonts w:ascii="Times New Roman" w:hAnsi="Times New Roman" w:eastAsia="宋体"/>
                 <w:sz w:val="18"/>
               </w:rPr>
-              <w:t>ThemePreset 枚举（7 种）</w:t>
+              <w:t>ThemePreset 枚举（6 种）</w:t>
             </w:r>
           </w:p>
         </w:tc>
@@ -10562,7 +10686,7 @@
         <w:pStyle w:val="ListNumber"/>
       </w:pPr>
       <w:r>
-        <w:t>预置主题：7 张卡片，点一下立即套用整套配色与字体（含保存），并保留已调好的字号、宽度与圆角；</w:t>
+        <w:t>预置主题：6 张卡片，点一下立即套用整套配色与字体（含保存），并保留已调好的字号、宽度与圆角；配色盘：8 套快捷配色一键填满主色/辅助色/背景/卡片/正文/次要文字六个取色器，「按主色生成」会用 HSL 推导辅助色与中性色，所有改动先进入实时预览、保存后才写库；留白花朵：内容列两侧的空隙里有两朵缓慢生长的线描花，纯 SVG 描边动画 + currentColor，跟随主题主色；窄屏（&lt;1180px）与「减少动效」偏好下不渲染，不加载任何媒体文件；</w:t>
       </w:r>
     </w:p>
     <w:p>
@@ -11172,7 +11296,7 @@
                 <w:rFonts w:ascii="Times New Roman" w:hAnsi="Times New Roman" w:eastAsia="宋体"/>
                 <w:sz w:val="18"/>
               </w:rPr>
-              <w:t>SpringBootTest + MockMvc（9 个测试类）</w:t>
+              <w:t>SpringBootTest + MockMvc（10 个测试类）</w:t>
             </w:r>
           </w:p>
         </w:tc>
@@ -11187,7 +11311,7 @@
                 <w:rFonts w:ascii="Times New Roman" w:hAnsi="Times New Roman" w:eastAsia="宋体"/>
                 <w:sz w:val="18"/>
               </w:rPr>
-              <w:t>64 项</w:t>
+              <w:t>71 项</w:t>
             </w:r>
           </w:p>
         </w:tc>
@@ -14439,7 +14563,7 @@
         <w:pStyle w:val="ListBullet"/>
       </w:pPr>
       <w:r>
-        <w:t>正确性：94 项单元/集成测试与 110 项验收用例全部通过，行覆盖率 90.8%；</w:t>
+        <w:t>正确性：97 项单元/集成测试与 110 项验收用例全部通过，行覆盖率 90.8%；</w:t>
       </w:r>
     </w:p>
     <w:p>
@@ -17229,7 +17353,7 @@
         <w:pStyle w:val="ListNumber"/>
       </w:pPr>
       <w:r>
-        <w:t>./mvnw test：94 项单元 / 集成测试 + JaCoCo 覆盖率报告（行覆盖以 ≥ 90% 为参考线）；</w:t>
+        <w:t>./mvnw test：97 项单元 / 集成测试 + JaCoCo 覆盖率报告（行覆盖以 ≥ 90% 为参考线）；</w:t>
       </w:r>
     </w:p>
     <w:p>

--- a/docs/cxh个人博客系统-软件说明书.docx
+++ b/docs/cxh个人博客系统-软件说明书.docx
@@ -226,7 +226,7 @@
                 <w:rFonts w:ascii="Times New Roman" w:hAnsi="Times New Roman" w:eastAsia="宋体"/>
                 <w:sz w:val="18"/>
               </w:rPr>
-              <w:t>75 个 Java 源文件 + 14 个测试文件（97 个用例）、15 个页面模板、2 个数据库迁移脚本</w:t>
+              <w:t>62 个 Java 源文件 + 13 个测试文件（94 个用例）、15 个页面模板、2 个数据库迁移脚本</w:t>
             </w:r>
           </w:p>
         </w:tc>
@@ -271,7 +271,7 @@
         <w:jc w:val="center"/>
       </w:pPr>
       <w:r>
-        <w:t>本说明书所有数据均来自项目真实构建与测试结果（97 项自动化测试、110 项验收用例、行覆盖率 90.8%），非估计值。</w:t>
+        <w:t>本说明书所有数据均来自项目真实构建与测试结果（94 项自动化测试、110 项验收用例、行覆盖率 90.8%），非估计值。</w:t>
       </w:r>
     </w:p>
     <w:p>
@@ -2599,7 +2599,7 @@
                 <w:rFonts w:ascii="Times New Roman" w:hAnsi="Times New Roman" w:eastAsia="宋体"/>
                 <w:sz w:val="18"/>
               </w:rPr>
-              <w:t>6 套预置主题一键套用（含配色与字体），保留用户排版参数</w:t>
+              <w:t>7 套预置主题一键套用（含配色与字体），保留用户排版参数</w:t>
             </w:r>
           </w:p>
         </w:tc>
@@ -3049,130 +3049,6 @@
                 <w:sz w:val="18"/>
               </w:rPr>
               <w:t>高</w:t>
-            </w:r>
-          </w:p>
-        </w:tc>
-      </w:tr>
-      <w:tr>
-        <w:tc>
-          <w:tcPr>
-            <w:tcW w:type="dxa" w:w="850"/>
-          </w:tcPr>
-          <w:p>
-            <w:r/>
-            <w:r>
-              <w:rPr>
-                <w:rFonts w:ascii="Times New Roman" w:hAnsi="Times New Roman" w:eastAsia="宋体"/>
-                <w:sz w:val="18"/>
-              </w:rPr>
-              <w:t>FR-25</w:t>
-            </w:r>
-          </w:p>
-        </w:tc>
-        <w:tc>
-          <w:tcPr>
-            <w:tcW w:type="dxa" w:w="1361"/>
-          </w:tcPr>
-          <w:p>
-            <w:r/>
-            <w:r>
-              <w:rPr>
-                <w:rFonts w:ascii="Times New Roman" w:hAnsi="Times New Roman" w:eastAsia="宋体"/>
-                <w:sz w:val="18"/>
-              </w:rPr>
-              <w:t>账号与登录</w:t>
-            </w:r>
-          </w:p>
-        </w:tc>
-        <w:tc>
-          <w:tcPr>
-            <w:tcW w:type="dxa" w:w="5272"/>
-          </w:tcPr>
-          <w:p>
-            <w:r/>
-            <w:r>
-              <w:rPr>
-                <w:rFonts w:ascii="Times New Roman" w:hAnsi="Times New Roman" w:eastAsia="宋体"/>
-                <w:sz w:val="18"/>
-              </w:rPr>
-              <w:t>注册需用户名/邮箱/密码/确认密码/图形验证码；支持用户名或邮箱+密码登录，也支持邮箱验证码登录</w:t>
-            </w:r>
-          </w:p>
-        </w:tc>
-        <w:tc>
-          <w:tcPr>
-            <w:tcW w:type="dxa" w:w="907"/>
-          </w:tcPr>
-          <w:p>
-            <w:r/>
-            <w:r>
-              <w:rPr>
-                <w:rFonts w:ascii="Times New Roman" w:hAnsi="Times New Roman" w:eastAsia="宋体"/>
-                <w:sz w:val="18"/>
-              </w:rPr>
-              <w:t>高</w:t>
-            </w:r>
-          </w:p>
-        </w:tc>
-      </w:tr>
-      <w:tr>
-        <w:tc>
-          <w:tcPr>
-            <w:tcW w:type="dxa" w:w="850"/>
-          </w:tcPr>
-          <w:p>
-            <w:r/>
-            <w:r>
-              <w:rPr>
-                <w:rFonts w:ascii="Times New Roman" w:hAnsi="Times New Roman" w:eastAsia="宋体"/>
-                <w:sz w:val="18"/>
-              </w:rPr>
-              <w:t>FR-26</w:t>
-            </w:r>
-          </w:p>
-        </w:tc>
-        <w:tc>
-          <w:tcPr>
-            <w:tcW w:type="dxa" w:w="1361"/>
-          </w:tcPr>
-          <w:p>
-            <w:r/>
-            <w:r>
-              <w:rPr>
-                <w:rFonts w:ascii="Times New Roman" w:hAnsi="Times New Roman" w:eastAsia="宋体"/>
-                <w:sz w:val="18"/>
-              </w:rPr>
-              <w:t>点赞</w:t>
-            </w:r>
-          </w:p>
-        </w:tc>
-        <w:tc>
-          <w:tcPr>
-            <w:tcW w:type="dxa" w:w="5272"/>
-          </w:tcPr>
-          <w:p>
-            <w:r/>
-            <w:r>
-              <w:rPr>
-                <w:rFonts w:ascii="Times New Roman" w:hAnsi="Times New Roman" w:eastAsia="宋体"/>
-                <w:sz w:val="18"/>
-              </w:rPr>
-              <w:t>登录用户可对文章点赞与取消，数据库唯一约束保证一人一赞</w:t>
-            </w:r>
-          </w:p>
-        </w:tc>
-        <w:tc>
-          <w:tcPr>
-            <w:tcW w:type="dxa" w:w="907"/>
-          </w:tcPr>
-          <w:p>
-            <w:r/>
-            <w:r>
-              <w:rPr>
-                <w:rFonts w:ascii="Times New Roman" w:hAnsi="Times New Roman" w:eastAsia="宋体"/>
-                <w:sz w:val="18"/>
-              </w:rPr>
-              <w:t>中</w:t>
             </w:r>
           </w:p>
         </w:tc>
@@ -7025,7 +6901,7 @@
                 <w:rFonts w:ascii="Times New Roman" w:hAnsi="Times New Roman" w:eastAsia="宋体"/>
                 <w:sz w:val="18"/>
               </w:rPr>
-              <w:t>ThemePreset 枚举（6 种）</w:t>
+              <w:t>ThemePreset 枚举（7 种）</w:t>
             </w:r>
           </w:p>
         </w:tc>
@@ -10686,7 +10562,7 @@
         <w:pStyle w:val="ListNumber"/>
       </w:pPr>
       <w:r>
-        <w:t>预置主题：6 张卡片，点一下立即套用整套配色与字体（含保存），并保留已调好的字号、宽度与圆角；配色盘：8 套快捷配色一键填满主色/辅助色/背景/卡片/正文/次要文字六个取色器，「按主色生成」会用 HSL 推导辅助色与中性色，所有改动先进入实时预览、保存后才写库；留白花朵：内容列两侧的空隙里有两朵缓慢生长的线描花，纯 SVG 描边动画 + currentColor，跟随主题主色；窄屏（&lt;1180px）与「减少动效」偏好下不渲染，不加载任何媒体文件；</w:t>
+        <w:t>预置主题：7 张卡片，点一下立即套用整套配色与字体（含保存），并保留已调好的字号、宽度与圆角；</w:t>
       </w:r>
     </w:p>
     <w:p>
@@ -11296,7 +11172,7 @@
                 <w:rFonts w:ascii="Times New Roman" w:hAnsi="Times New Roman" w:eastAsia="宋体"/>
                 <w:sz w:val="18"/>
               </w:rPr>
-              <w:t>SpringBootTest + MockMvc（10 个测试类）</w:t>
+              <w:t>SpringBootTest + MockMvc（9 个测试类）</w:t>
             </w:r>
           </w:p>
         </w:tc>
@@ -11311,7 +11187,7 @@
                 <w:rFonts w:ascii="Times New Roman" w:hAnsi="Times New Roman" w:eastAsia="宋体"/>
                 <w:sz w:val="18"/>
               </w:rPr>
-              <w:t>71 项</w:t>
+              <w:t>64 项</w:t>
             </w:r>
           </w:p>
         </w:tc>
@@ -14563,7 +14439,7 @@
         <w:pStyle w:val="ListBullet"/>
       </w:pPr>
       <w:r>
-        <w:t>正确性：97 项单元/集成测试与 110 项验收用例全部通过，行覆盖率 90.8%；</w:t>
+        <w:t>正确性：94 项单元/集成测试与 110 项验收用例全部通过，行覆盖率 90.8%；</w:t>
       </w:r>
     </w:p>
     <w:p>
@@ -17353,7 +17229,7 @@
         <w:pStyle w:val="ListNumber"/>
       </w:pPr>
       <w:r>
-        <w:t>./mvnw test：97 项单元 / 集成测试 + JaCoCo 覆盖率报告（行覆盖以 ≥ 90% 为参考线）；</w:t>
+        <w:t>./mvnw test：94 项单元 / 集成测试 + JaCoCo 覆盖率报告（行覆盖以 ≥ 90% 为参考线）；</w:t>
       </w:r>
     </w:p>
     <w:p>
